--- a/essay_assets/Japan_Minimum_Wage_Essay.docx
+++ b/essay_assets/Japan_Minimum_Wage_Essay.docx
@@ -214,7 +214,7 @@
           <w:i w:val="0"/>
           <w:sz w:val="24"/>
         </w:rPr>
-        <w:t>This essay asks whether increases in the minimum wage reduce part-time employment in Japan. Japan offers an unusually clean setting for the question because it sets a separate statutory minimum wage in each of its forty-seven prefectures, revised every October by the Ministry of Health, Labour and Welfare. Between 2005 and 2025 the national weighted-average minimum wage rose from ¥668 to ¥1,121 per hour—an increase of roughly sixty-eight percent—while the share of non-regular workers in total employment climbed from about thirty-three percent to a plateau near thirty-seven to thirty-eight percent. Drawing on published data from the Labour Force Survey and the Regional Minimum Wage Survey, and on the existing econometric literature, the essay develops a two-way fixed-effects research design that exploits cross-prefecture variation in wage growth, supplemented by a comparison of high-bite and low-bite prefectures. The competitive labour-market model predicts a negative employment response that is concentrated among young, less-educated, and rural workers, and the Japanese evidence—most prominently Kawaguchi and Mori’s (2021) elasticity of about −1.2 for young less-educated men—broadly supports this prediction while pointing to substantial heterogeneity. The essay argues that Japan’s aggregate disemployment effect is real but moderate, that it is masked in the headline numbers by demographic ageing and service-sector growth, and that the government’s ¥1,500 target for the early 2030s therefore raises genuine distributional questions for the most vulnerable workers in low-wage regions.</w:t>
+        <w:t>This essay asks whether increases in the minimum wage reduce part-time employment in Japan. Japan offers an unusually clean setting for the question because it sets a separate statutory minimum wage in each of its forty-seven prefectures, revised every October by the Ministry of Health, Labour and Welfare. Between 2005 and 2025 the national weighted-average minimum wage rose from ¥668 to ¥1,121 per hour—an increase of roughly sixty-eight percent—while the share of non-regular workers in total employment climbed from about thirty-three percent to a plateau near thirty-seven to thirty-eight percent. Drawing on published data from the Labour Force Survey and the Regional Minimum Wage Survey, and on the existing econometric literature, the essay develops a two-way fixed-effects research design that exploits cross-prefecture variation in wage growth, supplemented by a comparison of high-bite and low-bite prefectures. The competitive labour-market model predicts a negative employment response that is concentrated among young, less-educated, and rural workers, and the Japanese evidence—most prominently Kawaguchi and Mori’s (2021) elasticity of about −1.2 for young less-educated men—broadly supports this prediction while pointing to substantial heterogeneity. A direct correlation across all 47 prefectures, computed here from verified MHLW and Employment Status Survey data, is revealingly weak and positive (r = 0.38)—a confounded association that itself demonstrates why within-prefecture variation, not raw cross-sectional comparison, is needed to identify the effect. The essay argues that Japan’s aggregate disemployment effect is real but moderate, that it is masked in the headline numbers by demographic ageing and service-sector growth, and that the government’s ¥1,500 target for the early 2030s therefore raises genuine distributional questions for the most vulnerable workers in low-wage regions.</w:t>
       </w:r>
     </w:p>
     <w:p>
@@ -416,7 +416,7 @@
           <w:i w:val="0"/>
           <w:sz w:val="24"/>
         </w:rPr>
-        <w:t>The regional structure produces substantial dispersion in wage levels. In the 2024 revision, Tokyo recorded the highest minimum wage at ¥1,163 per hour and Akita the lowest at ¥951, a gap of ¥212, or roughly twenty-two percent of the lower figure. As Figure 3 illustrates, the high-wage prefectures form a tight cluster of metropolitan areas—Tokyo, Kanagawa, Osaka, Aichi, Saitama, and Chiba—while the lowest wages are found in the more rural prefectures of Tohoku, Kyushu, Shikoku, and Okinawa. This gap is the centrepiece of the identification strategy: a worker earning near the binding floor in Akita or Miyazaki faces a very different wage environment from a comparable worker in Tokyo, and the two groups’ employment outcomes can be compared as the floors rise at different rates.</w:t>
+        <w:t>The regional structure produces substantial dispersion in wage levels. In the 2024 revision, Tokyo recorded the highest minimum wage at ¥1,163 per hour and Akita the lowest at ¥951, a gap of ¥212, or roughly twenty-two percent of the lower figure; by the 2025 revision the top had risen to ¥1,226 in Tokyo and the floor to ¥1,023. As Figure 3 illustrates with the full 2025 ranking, the high-wage prefectures form a tight cluster of metropolitan areas—Tokyo, Kanagawa, Osaka, Aichi, Saitama, and Chiba—while the lowest wages are found in the more rural prefectures of Tohoku, Kyushu, Shikoku, and Okinawa. This gap is the centrepiece of the identification strategy: a worker earning near the binding floor in Akita or Miyazaki faces a very different wage environment from a comparable worker in Tokyo, and the two groups’ employment outcomes can be compared as the floors rise at different rates.</w:t>
       </w:r>
     </w:p>
     <w:p>
@@ -427,7 +427,7 @@
       <w:r>
         <w:drawing>
           <wp:inline xmlns:a="http://schemas.openxmlformats.org/drawingml/2006/main" xmlns:pic="http://schemas.openxmlformats.org/drawingml/2006/picture">
-            <wp:extent cx="5486400" cy="3592707"/>
+            <wp:extent cx="5486400" cy="6216445"/>
             <wp:docPr id="2" name="Picture 2"/>
             <wp:cNvGraphicFramePr>
               <a:graphicFrameLocks noChangeAspect="1"/>
@@ -448,7 +448,7 @@
                   <pic:spPr>
                     <a:xfrm>
                       <a:off x="0" y="0"/>
-                      <a:ext cx="5486400" cy="3592707"/>
+                      <a:ext cx="5486400" cy="6216445"/>
                     </a:xfrm>
                     <a:prstGeom prst="rect"/>
                   </pic:spPr>
@@ -471,7 +471,7 @@
           <w:i/>
           <w:sz w:val="20"/>
         </w:rPr>
-        <w:t>Figure 3. Hourly minimum wages by prefecture in 2024 (selected prefectures spanning the full range). Metropolitan prefectures cluster well above the ¥1,055 national average, while rural prefectures cluster near the ¥951 floor. The Tokyo–Akita gap of ¥212 is the regional variation exploited in this study. Data: MHLW, October 2024 revision.</w:t>
+        <w:t>Figure 3. Hourly minimum wages for all 47 prefectures, 2025. Metropolitan prefectures cluster well above the ¥1,121 national average, while rural prefectures cluster near the floor. The spread runs from Tokyo (¥1,226) to Kochi, Miyazaki, and Okinawa (¥1,023). This regional variation is the basis of the identification strategy. Data: MHLW, FY2025 regional minimum wage table.</w:t>
       </w:r>
     </w:p>
     <w:p>
@@ -806,7 +806,7 @@
           <w:i w:val="0"/>
           <w:sz w:val="24"/>
         </w:rPr>
-        <w:t>The empirical material for this essay is drawn entirely from published Japanese government statistics and from the peer-reviewed literature. Three sources do most of the work. Prefectural minimum wages come from the Ministry of Health, Labour and Welfare’s Regional Minimum Wage Survey, which records the statutory hourly floor in each prefecture for every year. The measure of part-time employment is the share of non-regular workers—part-time, dispatched, and contract employees—in total employment, taken from the Statistics Bureau’s Labour Force Survey (Detailed Tabulation). Control variables—prefectural gross domestic product per capita, the unemployment rate, and the industrial composition of employment—are available from the Cabinet Office and the Ministry of Internal Affairs and Communications.</w:t>
+        <w:t>The empirical material for this essay is drawn entirely from published Japanese government statistics and from the peer-reviewed literature. Three sources do most of the work. Prefectural minimum wages come from the Ministry of Health, Labour and Welfare’s Regional Minimum Wage Survey, which records the statutory hourly floor in each prefecture for every year. The measure of part-time employment is the share of non-regular workers—part-time, dispatched, and contract employees—in total employment, taken from the Statistics Bureau’s Labour Force Survey (Detailed Tabulation). Control variables—prefectural gross domestic product per capita, the unemployment rate, and the industrial composition of employment—are available from the Cabinet Office and the Ministry of Internal Affairs and Communications. For the prefecture-level analysis in Section 7, I pair each prefecture’s statutory minimum wage with its non-regular employment rate from the 2022 Employment Status Survey (Shugyo Kozo Kihon Chosa, Table 2-3), which reports, for every one of the 47 prefectures, the share of all workers who are non-regular.</w:t>
       </w:r>
     </w:p>
     <w:p>
@@ -1073,7 +1073,141 @@
           <w:i w:val="0"/>
           <w:sz w:val="26"/>
         </w:rPr>
-        <w:t>7. Expected Results and Discussion</w:t>
+        <w:t>7. A First Look at the Prefectural Correlation</w:t>
+      </w:r>
+    </w:p>
+    <w:p>
+      <w:pPr>
+        <w:spacing w:line="480" w:lineRule="auto" w:after="0"/>
+        <w:ind w:firstLine="720"/>
+        <w:jc w:val="both"/>
+      </w:pPr>
+      <w:r>
+        <w:rPr>
+          <w:rFonts w:ascii="Times New Roman" w:hAnsi="Times New Roman" w:eastAsia="Times New Roman"/>
+          <w:b w:val="0"/>
+          <w:i w:val="0"/>
+          <w:sz w:val="24"/>
+        </w:rPr>
+        <w:t>Because Japan sets a separate minimum wage in each prefecture, the most direct empirical question one can put to the published data is whether prefectures with higher minimum wages also have lower part-time employment. To answer it, I paired each of the 47 prefectures’ statutory minimum wage (the October 2024 floor) with its non-regular employment rate from the 2022 Employment Status Survey—the share of all workers who are non-regular. Figure 6 plots all 47 prefectures, with the fitted regression line.</w:t>
+      </w:r>
+    </w:p>
+    <w:p>
+      <w:pPr>
+        <w:spacing w:before="120" w:after="0"/>
+        <w:jc w:val="center"/>
+      </w:pPr>
+      <w:r>
+        <w:drawing>
+          <wp:inline xmlns:a="http://schemas.openxmlformats.org/drawingml/2006/main" xmlns:pic="http://schemas.openxmlformats.org/drawingml/2006/picture">
+            <wp:extent cx="5486400" cy="3570650"/>
+            <wp:docPr id="6" name="Picture 6"/>
+            <wp:cNvGraphicFramePr>
+              <a:graphicFrameLocks noChangeAspect="1"/>
+            </wp:cNvGraphicFramePr>
+            <a:graphic>
+              <a:graphicData uri="http://schemas.openxmlformats.org/drawingml/2006/picture">
+                <pic:pic>
+                  <pic:nvPicPr>
+                    <pic:cNvPr id="0" name="fig6_correlation.png"/>
+                    <pic:cNvPicPr/>
+                  </pic:nvPicPr>
+                  <pic:blipFill>
+                    <a:blip r:embed="rId14"/>
+                    <a:stretch>
+                      <a:fillRect/>
+                    </a:stretch>
+                  </pic:blipFill>
+                  <pic:spPr>
+                    <a:xfrm>
+                      <a:off x="0" y="0"/>
+                      <a:ext cx="5486400" cy="3570650"/>
+                    </a:xfrm>
+                    <a:prstGeom prst="rect"/>
+                  </pic:spPr>
+                </pic:pic>
+              </a:graphicData>
+            </a:graphic>
+          </wp:inline>
+        </w:drawing>
+      </w:r>
+    </w:p>
+    <w:p>
+      <w:pPr>
+        <w:spacing w:line="360" w:lineRule="auto" w:after="120"/>
+        <w:jc w:val="left"/>
+      </w:pPr>
+      <w:r>
+        <w:rPr>
+          <w:rFonts w:ascii="Times New Roman" w:hAnsi="Times New Roman" w:eastAsia="Times New Roman"/>
+          <w:b w:val="0"/>
+          <w:i/>
+          <w:sz w:val="20"/>
+        </w:rPr>
+        <w:t>Figure 6. Each point is one of the 47 prefectures: the horizontal axis is the 2024 minimum wage, the vertical axis the 2022 non-regular employment share. The cross-prefecture correlation is weakly positive (Pearson r = 0.38, R² = 0.15). Tokyo (top wage, low non-regular share) is a telling outlier. Sources: MHLW; 2022 Employment Status Survey.</w:t>
+      </w:r>
+    </w:p>
+    <w:p>
+      <w:pPr>
+        <w:spacing w:line="480" w:lineRule="auto" w:after="0"/>
+        <w:ind w:firstLine="720"/>
+        <w:jc w:val="both"/>
+      </w:pPr>
+      <w:r>
+        <w:rPr>
+          <w:rFonts w:ascii="Times New Roman" w:hAnsi="Times New Roman" w:eastAsia="Times New Roman"/>
+          <w:b w:val="0"/>
+          <w:i w:val="0"/>
+          <w:sz w:val="24"/>
+        </w:rPr>
+        <w:t>At first sight the result is the opposite of what the disemployment hypothesis predicts. The cross-prefecture correlation is weakly positive (Pearson r = 0.38, R² = 0.15): prefectures with higher minimum wages tend, if anything, to have slightly more non-regular employment, not less. Taken at face value, a naive reader might conclude that higher minimum wages raise part-time work. That conclusion would be wrong, and seeing why is the most valuable thing this simple exercise can teach.</w:t>
+      </w:r>
+    </w:p>
+    <w:p>
+      <w:pPr>
+        <w:spacing w:line="480" w:lineRule="auto" w:after="0"/>
+        <w:ind w:firstLine="720"/>
+        <w:jc w:val="both"/>
+      </w:pPr>
+      <w:r>
+        <w:rPr>
+          <w:rFonts w:ascii="Times New Roman" w:hAnsi="Times New Roman" w:eastAsia="Times New Roman"/>
+          <w:b w:val="0"/>
+          <w:i w:val="0"/>
+          <w:sz w:val="24"/>
+        </w:rPr>
+        <w:t>The positive sign is pure confounding, and three features of the data make the point. First, the level of the minimum wage is overwhelmingly a marker of cost of living and urbanisation: Tokyo, Osaka, Kanagawa, and Aichi sit at the high-wage end not because their floors bind harder but because everything is more expensive there. Second, the non-regular share is driven by industrial structure: prefectures heavy in services, tourism, and retail—Okinawa (33.4 percent), Hokkaido (34.3 percent), Kyoto (34.2 percent), Osaka (34.1 percent)—carry high non-regular shares almost regardless of the wage floor, while the regular-employment manufacturing strongholds of Hokuriku and Tohoku sit low (Toyama 27.7 percent, Yamagata 26.8 percent, Fukushima 27.8 percent, Tokushima 26.6 percent). Third, Tokyo is a revealing outlier: it has the highest minimum wage in the country (¥1,163 in 2024) yet one of the lowest non-regular shares (28.0 percent), because its labour market is dominated by regular, professional, white-collar employment. Tokyo single-handedly flattens the slope; without it the spurious positive association would be stronger still.</w:t>
+      </w:r>
+    </w:p>
+    <w:p>
+      <w:pPr>
+        <w:spacing w:line="480" w:lineRule="auto" w:after="0"/>
+        <w:ind w:firstLine="720"/>
+        <w:jc w:val="both"/>
+      </w:pPr>
+      <w:r>
+        <w:rPr>
+          <w:rFonts w:ascii="Times New Roman" w:hAnsi="Times New Roman" w:eastAsia="Times New Roman"/>
+          <w:b w:val="0"/>
+          <w:i w:val="0"/>
+          <w:sz w:val="24"/>
+        </w:rPr>
+        <w:t>This is exactly the identification problem that motivates the two-way fixed-effects panel of Section 6. The raw minimum-wage level is entangled with cost of living and industry mix, both of which independently raise non-regular employment and swamp whatever negative effect the floor itself exerts. By comparing each prefecture against its own past as its floor rises, and by absorbing nationwide shocks through year effects, the panel removes the fixed cost-of-living and industrial differences that generate the misleading cross-sectional pattern in Figure 6. It is also why the literature prefers the minimum-wage “bite”—the floor relative to the local median wage—to the raw level: the bite is highest in the low-wage rural prefectures, which reverses the horizontal ranking of Figure 6 and aligns the treatment with the prefectures where the floor actually binds. The honest lesson of Figure 6 is therefore methodological. A simple correlation of the kind a policy debate often invokes points in the wrong direction; only a design that exploits within-prefecture variation can recover the effect the theory predicts.</w:t>
+      </w:r>
+    </w:p>
+    <w:p>
+      <w:pPr>
+        <w:spacing w:line="480" w:lineRule="auto" w:before="120"/>
+        <w:jc w:val="left"/>
+      </w:pPr>
+      <w:r>
+        <w:rPr>
+          <w:rFonts w:ascii="Times New Roman" w:hAnsi="Times New Roman" w:eastAsia="Times New Roman"/>
+          <w:b/>
+          <w:i w:val="0"/>
+          <w:sz w:val="26"/>
+        </w:rPr>
+        <w:t>8. Expected Results and Discussion</w:t>
       </w:r>
     </w:p>
     <w:p>
@@ -1184,7 +1318,7 @@
           <w:i w:val="0"/>
           <w:sz w:val="26"/>
         </w:rPr>
-        <w:t>8. Policy Implications</w:t>
+        <w:t>9. Policy Implications</w:t>
       </w:r>
     </w:p>
     <w:p>
@@ -1231,7 +1365,7 @@
           <w:i w:val="0"/>
           <w:sz w:val="26"/>
         </w:rPr>
-        <w:t>9. Limitations</w:t>
+        <w:t>10. Limitations</w:t>
       </w:r>
     </w:p>
     <w:p>
@@ -1262,7 +1396,7 @@
           <w:i w:val="0"/>
           <w:sz w:val="26"/>
         </w:rPr>
-        <w:t>10. Conclusion</w:t>
+        <w:t>11. Conclusion</w:t>
       </w:r>
     </w:p>
     <w:p>
@@ -1278,7 +1412,7 @@
           <w:i w:val="0"/>
           <w:sz w:val="24"/>
         </w:rPr>
-        <w:t>Does raising the minimum wage in Japan reduce part-time employment? The answer this essay defends is a qualified yes. Theory predicts a negative effect; the well-identified Japanese evidence, above all Kawaguchi and Mori’s (2021) elasticity of about −1.2 for young, less-educated men, confirms that the effect is real and can be severe for the groups on whom the floor actually binds. Yet in the aggregate the effect is moderate, with a plausible economy-wide elasticity near −0.3, and it is hidden in the headline data by the much larger forces of demographic ageing and service-sector growth that have driven the non-regular share upward even as the floor climbed. The right research design—a two-way fixed-effects panel of the forty-seven prefectures, corroborated by a comparison of high-bite and low-bite regions—is precisely the tool needed to separate the wage effect from these confounders.</w:t>
+        <w:t>Does raising the minimum wage in Japan reduce part-time employment? The answer this essay defends is a qualified yes. Theory predicts a negative effect; the well-identified Japanese evidence, above all Kawaguchi and Mori’s (2021) elasticity of about −1.2 for young, less-educated men, confirms that the effect is real and can be severe for the groups on whom the floor actually binds. Yet in the aggregate the effect is moderate, with a plausible economy-wide elasticity near −0.3, and it is hidden in the headline data by the much larger forces of demographic ageing and service-sector growth that have driven the non-regular share upward even as the floor climbed. The right research design—a two-way fixed-effects panel of the forty-seven prefectures, corroborated by a comparison of high-bite and low-bite regions—is precisely the tool needed to separate the wage effect from these confounders. The weakly positive cross-prefecture correlation documented in Figure 6 (r = 0.38) makes the case concretely: read naively, the raw data appear to say that higher minimum wages go hand in hand with more part-time work, when in truth the pattern is an artefact of cost of living and industrial structure that only a within-prefecture design can remove.</w:t>
       </w:r>
     </w:p>
     <w:p>
